--- a/Paladin_Compliance_3.8_Governance_Operationalization_Document_Stewardship_Implementation_Administration_and_Institutional_Governance_Continuity.docx
+++ b/Paladin_Compliance_3.8_Governance_Operationalization_Document_Stewardship_Implementation_Administration_and_Institutional_Governance_Continuity.docx
@@ -42,7 +42,7 @@
           <w:color w:val="1F2937"/>
           <w:sz w:val="21"/>
         </w:rPr>
-        <w:t>Governance binders become fragile when they remain visually complete while becoming detached from the operating environment they describe. Documents often survive platform migrations, committee redesign, vendor changes, AI adoption, role turnover, incident recovery, and assurance recalibration. If the artifact is not maintained as part of the governance system, it may continue to shape decisions after its assumptions are no longer true. Document stewardship is therefore a governance function because the document can create reliance, preserve institutional memory, or misrepresent operational reality.</w:t>
+        <w:t>Governance binders become fragile when they remain visually complete while becoming detached from the operating environment they describe. Documents often survive platform migrations, committee redesign, vendor changes, AI adoption, role turnover, incident recovery, and confidence recalibration. If the artifact is not maintained as part of the governance system, it may continue to shape decisions after its assumptions are no longer true. Document stewardship is therefore a governance function because the document can create reliance, preserve institutional memory, or misrepresent operational reality.</w:t>
       </w:r>
     </w:p>
     <w:p>
@@ -56,7 +56,7 @@
           <w:color w:val="1F2937"/>
           <w:sz w:val="21"/>
         </w:rPr>
-        <w:t>This section treats implementation administration as the discipline that keeps governance artifacts connected to workflows, controls, evidence, authority, training, incidents, AI systems, dependencies, and assurance boundaries. Administrative discipline is not clerical overhead when the artifact influences decisions or external trust. It is the mechanism that allows governance to remain durable without becoming frozen, usable without becoming informal, and authoritative without exceeding evidence support.</w:t>
+        <w:t>This section treats implementation administration as the discipline that keeps governance artifacts connected to workflows, controls, evidence, authority, training, incidents, AI systems, dependencies, and confidence boundaries. Administrative discipline is not clerical overhead when the artifact influences decisions or external trust. It is the mechanism that allows governance to remain durable without becoming frozen, usable without becoming informal, and authoritative without exceeding evidence support.</w:t>
       </w:r>
     </w:p>
     <w:p>
@@ -469,7 +469,7 @@
                 <w:color w:val="1F2937"/>
                 <w:sz w:val="17"/>
               </w:rPr>
-              <w:t>Preserves support for documented requirements and assurance claims.</w:t>
+              <w:t>Preserves support for documented requirements and confidence claims.</w:t>
             </w:r>
           </w:p>
         </w:tc>
@@ -907,7 +907,7 @@
                 <w:color w:val="1F2937"/>
                 <w:sz w:val="17"/>
               </w:rPr>
-              <w:t>Update procedures, templates, evidence expectations, and assurance boundaries after incidents or degraded operation.</w:t>
+              <w:t>Update procedures, templates, evidence expectations, and confidence boundaries after incidents or degraded operation.</w:t>
             </w:r>
           </w:p>
         </w:tc>
@@ -1124,7 +1124,7 @@
           <w:color w:val="1F2937"/>
           <w:sz w:val="21"/>
         </w:rPr>
-        <w:t>The distinction matters most when the document creates reliance. A template may become the basis for customer assurance. A control description may shape audit expectations. An implementation record may be used to prove adoption. An AI-generated update may appear authoritative because it is formatted consistently with the binder. If those artifacts are stale, unsupported, or detached from authority, the institution may preserve documentation while losing governance credibility.</w:t>
+        <w:t>The distinction matters most when the document creates reliance. A template may become the basis for customer confidence. A control description may shape audit expectations. An implementation record may be used to prove adoption. An AI-generated update may appear authoritative because it is formatted consistently with the binder. If those artifacts are stale, unsupported, or detached from authority, the institution may preserve documentation while losing governance credibility.</w:t>
       </w:r>
     </w:p>
     <w:p>
@@ -1965,7 +1965,7 @@
                 <w:color w:val="1F2937"/>
                 <w:sz w:val="17"/>
               </w:rPr>
-              <w:t>Coherent prose creates false governance assurance.</w:t>
+              <w:t>Coherent prose creates false governance confidence.</w:t>
             </w:r>
           </w:p>
         </w:tc>
@@ -2135,7 +2135,7 @@
           <w:color w:val="1F2937"/>
           <w:sz w:val="21"/>
         </w:rPr>
-        <w:t>Governance artifact stewardship assigns responsibility for the life of governance materials after creation. Stewardship includes content accuracy, evidence linkage, version status, distribution control, owner accountability, review triggers, supersession, archival integrity, and retirement. A governance artifact may be a binder section, implementation record, attestation, template, evidence index, training record, incident reconstruction, AI-use log, vendor dependency map, or assurance statement.</w:t>
+        <w:t>Governance artifact stewardship assigns responsibility for the life of governance materials after creation. Stewardship includes content accuracy, evidence linkage, version status, distribution control, owner accountability, review triggers, supersession, archival integrity, and retirement. A governance artifact may be a binder section, implementation record, attestation, template, evidence index, training record, incident reconstruction, AI-use log, vendor dependency map, or confidence statement.</w:t>
       </w:r>
     </w:p>
     <w:p>
@@ -2149,7 +2149,7 @@
           <w:color w:val="1F2937"/>
           <w:sz w:val="21"/>
         </w:rPr>
-        <w:t>Stewardship must be proportionate to artifact consequence. A public-facing verification statement, customer diligence response, incident communication template, or high-risk workflow attestation requires tighter control than an internal reference note. The governance concern is not whether every document receives equal administrative treatment. The concern is whether artifacts that shape decisions, evidence, or trust remain controlled enough to preserve institutional legitimacy.</w:t>
+        <w:t>Stewardship must be proportionate to artifact consequence. A public-facing documentation statement, customer diligence response, incident communication template, or high-risk workflow attestation requires tighter control than an internal reference note. The governance concern is not whether every document receives equal administrative treatment. The concern is whether artifacts that shape decisions, evidence, or trust remain controlled enough to preserve institutional legitimacy.</w:t>
       </w:r>
     </w:p>
     <w:p>
@@ -2621,7 +2621,7 @@
                 <w:color w:val="1F2937"/>
                 <w:sz w:val="17"/>
               </w:rPr>
-              <w:t>Attestation or assurance artifact</w:t>
+              <w:t>Attestation or confidence artifact</w:t>
             </w:r>
           </w:p>
         </w:tc>
@@ -3174,7 +3174,7 @@
           <w:color w:val="1F2937"/>
           <w:sz w:val="21"/>
         </w:rPr>
-        <w:t>Alignment should be tested against operational reality rather than confirmed through document review alone. A section may be grammatically current but operationally stale. A workflow record may use the correct template while excluding the material population. An evidence table may remain complete while source systems have changed. A governance artifact is aligned only when it remains usable for actual decision-making, verification, training, incident response, and assurance defense.</w:t>
+        <w:t>Alignment should be tested against operational reality rather than confirmed through document review alone. A section may be grammatically current but operationally stale. A workflow record may use the correct template while excluding the material population. An evidence table may remain complete while source systems have changed. A governance artifact is aligned only when it remains usable for actual decision-making, evidence review, training, incident response, and representation defense.</w:t>
       </w:r>
     </w:p>
     <w:p>
@@ -4116,7 +4116,7 @@
                 <w:color w:val="1F2937"/>
                 <w:sz w:val="17"/>
               </w:rPr>
-              <w:t>Review assurance language after incidents, control drift, evidence decay, or vendor dependency change.</w:t>
+              <w:t>Review confidence language after incidents, control drift, evidence decay, or vendor dependency change.</w:t>
             </w:r>
           </w:p>
         </w:tc>
@@ -5210,7 +5210,7 @@
           <w:color w:val="1F2937"/>
           <w:sz w:val="21"/>
         </w:rPr>
-        <w:t>Evidence-linked documentation ensures governance artifacts can be substantiated when they are used for oversight, verification, assurance, incident review, training, or external reliance. The documentation should not merely state that a control exists or a workflow is governed. It should identify what evidence demonstrates operation, who owns that evidence, what period it covers, what populations it includes, what exclusions apply, and when evidence must be refreshed.</w:t>
+        <w:t>Evidence-linked documentation ensures governance artifacts can be substantiated when they are used for oversight, evidence review, confidence, incident review, training, or external reliance. The documentation should not merely state that a control exists or a workflow is governed. It should identify what evidence demonstrates operation, who owns that evidence, what period it covers, what populations it includes, what exclusions apply, and when evidence must be refreshed.</w:t>
       </w:r>
     </w:p>
     <w:p>
@@ -5497,7 +5497,7 @@
                 <w:color w:val="1F2937"/>
                 <w:sz w:val="17"/>
               </w:rPr>
-              <w:t>Supports monitoring, verification, maintenance, and incident reconstruction.</w:t>
+              <w:t>Supports monitoring, evidence review, maintenance, and incident reconstruction.</w:t>
             </w:r>
           </w:p>
         </w:tc>
@@ -5837,7 +5837,7 @@
                 <w:color w:val="1F2937"/>
                 <w:sz w:val="17"/>
               </w:rPr>
-              <w:t>Assurance support package</w:t>
+              <w:t>Confidence support package</w:t>
             </w:r>
           </w:p>
         </w:tc>
@@ -6254,7 +6254,7 @@
           <w:color w:val="1F2937"/>
           <w:sz w:val="21"/>
         </w:rPr>
-        <w:t>Organizations implementing this framework should treat AI-assisted governance documentation as a controlled production pathway when it affects evidence, assurance, controls, incidents, implementation records, or external trust. Human review must verify source basis, operational fit, limitation language, version status, and authority. AI-generated coherence should never be allowed to substitute for traceability, evidence sufficiency, or accountable stewardship.</w:t>
+        <w:t>Organizations implementing this framework should treat AI-assisted governance documentation as a controlled production pathway when it affects evidence, confidence, controls, incidents, implementation records, or external trust. Human review must verify source basis, operational fit, limitation language, version status, and authority. AI-generated coherence should never be allowed to substitute for traceability, evidence sufficiency, or accountable stewardship.</w:t>
       </w:r>
     </w:p>
     <w:p>
@@ -6792,7 +6792,7 @@
                 <w:color w:val="1F2937"/>
                 <w:sz w:val="17"/>
               </w:rPr>
-              <w:t>Generated assurance may exceed current evidence or authorized representation.</w:t>
+              <w:t>Generated confidence may exceed current evidence or authorized representation.</w:t>
             </w:r>
           </w:p>
         </w:tc>
@@ -7279,7 +7279,7 @@
           <w:color w:val="1F2937"/>
           <w:sz w:val="21"/>
         </w:rPr>
-        <w:t>Weak implementation administration creates institutional ambiguity. Teams may believe a safeguard is active because a template exists. Oversight may believe a record is current because it is stored in the binder. Executives may rely on an assurance statement because no one has marked it qualified. Implementation administration prevents these gaps by maintaining the operational status of governance artifacts.</w:t>
+        <w:t>Weak implementation administration creates institutional ambiguity. Teams may believe a safeguard is active because a template exists. Oversight may believe a record is current because it is stored in the binder. Executives may rely on a confidence statement because no one has marked it qualified. Implementation administration prevents these gaps by maintaining the operational status of governance artifacts.</w:t>
       </w:r>
     </w:p>
     <w:p>
@@ -7919,7 +7919,7 @@
                 <w:color w:val="1F2937"/>
                 <w:sz w:val="17"/>
               </w:rPr>
-              <w:t>Routes operational change into artifact, training, evidence, and assurance review.</w:t>
+              <w:t>Routes operational change into artifact, training, evidence, and confidence review.</w:t>
             </w:r>
           </w:p>
         </w:tc>
@@ -8157,7 +8157,7 @@
                 <w:color w:val="1F2937"/>
                 <w:sz w:val="17"/>
               </w:rPr>
-              <w:t>Assurance artifact inventory</w:t>
+              <w:t>Confidence artifact inventory</w:t>
             </w:r>
           </w:p>
         </w:tc>
@@ -8253,7 +8253,7 @@
                 <w:color w:val="1F2937"/>
                 <w:sz w:val="17"/>
               </w:rPr>
-              <w:t>Outdated assurance remains visible and relied upon.</w:t>
+              <w:t>Outdated confidence remains visible and relied upon.</w:t>
             </w:r>
           </w:p>
         </w:tc>
@@ -8290,7 +8290,7 @@
           <w:color w:val="1F2937"/>
           <w:sz w:val="21"/>
         </w:rPr>
-        <w:t>Governance traceability is the ability to reconstruct how doctrine, artifacts, evidence, decisions, controls, incidents, AI influence, and assurance statements relate to one another. Traceability is essential for continuity because institutional memory is fragile. When personnel change, vendors change, platforms change, or operations recover from disruption, the organization should still be able to explain why a governance artifact exists, what it governs, who owns it, what evidence supports it, and what limitations apply.</w:t>
+        <w:t>Governance traceability is the ability to reconstruct how doctrine, artifacts, evidence, decisions, controls, incidents, AI influence, and confidence statements relate to one another. Traceability is essential for continuity because institutional memory is fragile. When personnel change, vendors change, platforms change, or operations recover from disruption, the organization should still be able to explain why a governance artifact exists, what it governs, who owns it, what evidence supports it, and what limitations apply.</w:t>
       </w:r>
     </w:p>
     <w:p>
@@ -9246,7 +9246,7 @@
                 <w:color w:val="1F2937"/>
                 <w:sz w:val="17"/>
               </w:rPr>
-              <w:t>Audience map, distribution record, assurance linkage, and refresh or withdrawal trigger.</w:t>
+              <w:t>Audience map, distribution record, confidence linkage, and refresh or withdrawal trigger.</w:t>
             </w:r>
           </w:p>
         </w:tc>
@@ -9329,7 +9329,7 @@
           <w:color w:val="1F2937"/>
           <w:sz w:val="21"/>
         </w:rPr>
-        <w:t>Version management must address substance, not only file naming. A revision may alter control scope, evidence expectations, authority routing, AI-use limitations, external assurance language, or dependency treatment. If those changes are recorded as administrative edits, the institution may lose the ability to explain why governance changed or whether prior records remain comparable.</w:t>
+        <w:t>Version management must address substance, not only file naming. A revision may alter control scope, evidence expectations, authority routing, AI-use limitations, external confidence language, or dependency treatment. If those changes are recorded as administrative edits, the institution may lose the ability to explain why governance changed or whether prior records remain comparable.</w:t>
       </w:r>
     </w:p>
     <w:p>
@@ -9699,7 +9699,7 @@
                 <w:color w:val="1F2937"/>
                 <w:sz w:val="17"/>
               </w:rPr>
-              <w:t>Change affects control, evidence, authority, escalation, AI use, or assurance.</w:t>
+              <w:t>Change affects control, evidence, authority, escalation, AI use, or confidence.</w:t>
             </w:r>
           </w:p>
         </w:tc>
@@ -10340,7 +10340,7 @@
           <w:color w:val="1F2937"/>
           <w:sz w:val="21"/>
         </w:rPr>
-        <w:t>Governance artifact drift occurs when documents remain stable while operations, evidence, authority, dependencies, AI systems, or assurance conditions change. Drift is difficult to detect because the artifact may continue to look professional, complete, and controlled. Stale artifacts create institutional risk by allowing outdated assumptions to influence current behavior.</w:t>
+        <w:t>Governance artifact drift occurs when documents remain stable while operations, evidence, authority, dependencies, AI systems, or confidence conditions change. Drift is difficult to detect because the artifact may continue to look professional, complete, and controlled. Stale artifacts create institutional risk by allowing outdated assumptions to influence current behavior.</w:t>
       </w:r>
     </w:p>
     <w:p>
@@ -10354,7 +10354,7 @@
           <w:color w:val="1F2937"/>
           <w:sz w:val="21"/>
         </w:rPr>
-        <w:t>Stale-document risk is amplified when artifacts are reused. A template copied into multiple teams, an attestation reused in diligence, a public verification statement left online, or an AI-generated summary incorporated into training may propagate outdated governance meaning far beyond the original document. Drift detection should therefore examine reuse, audience, reliance, and evidence freshness, not only document age.</w:t>
+        <w:t>Stale-document risk is amplified when artifacts are reused. A template copied into multiple teams, an attestation reused in diligence, a public registry record statement left online, or an AI-generated summary incorporated into training may propagate outdated governance meaning far beyond the original document. Drift detection should therefore examine reuse, audience, reliance, and evidence freshness, not only document age.</w:t>
       </w:r>
     </w:p>
     <w:p>
@@ -10756,7 +10756,7 @@
                 <w:color w:val="1F2937"/>
                 <w:sz w:val="17"/>
               </w:rPr>
-              <w:t>Current assurance is supported by historical posture.</w:t>
+              <w:t>Current confidence is supported by historical posture.</w:t>
             </w:r>
           </w:p>
         </w:tc>
@@ -12257,7 +12257,7 @@
                 <w:color w:val="1F2937"/>
                 <w:sz w:val="17"/>
               </w:rPr>
-              <w:t>Assurance continuity marker</w:t>
+              <w:t>Confidence continuity marker</w:t>
             </w:r>
           </w:p>
         </w:tc>
@@ -13212,7 +13212,7 @@
                 <w:color w:val="1F2937"/>
                 <w:sz w:val="17"/>
               </w:rPr>
-              <w:t>Controls bounded assurance during uncertainty.</w:t>
+              <w:t>Controls bounded confidence during uncertainty.</w:t>
             </w:r>
           </w:p>
         </w:tc>
@@ -14440,7 +14440,7 @@
           <w:color w:val="1F2937"/>
           <w:sz w:val="21"/>
         </w:rPr>
-        <w:t>Institutional governance continuity is the ability to sustain governance operation across time, change, and disruption without losing the relationship between doctrine and practice. It requires that artifacts remain meaningful, that implementation records remain traceable, that evidence remains linked, that AI-assisted documentation remains reviewed, that assurance remains bounded, and that future operators can understand the governance system they inherit.</w:t>
+        <w:t>Institutional governance continuity is the ability to sustain governance operation across time, change, and disruption without losing the relationship between doctrine and practice. It requires that artifacts remain meaningful, that implementation records remain traceable, that evidence remains linked, that AI-assisted documentation remains reviewed, that confidence remains bounded, and that future operators can understand the governance system they inherit.</w:t>
       </w:r>
     </w:p>
     <w:p>
@@ -15332,7 +15332,7 @@
                 <w:color w:val="1F2937"/>
                 <w:sz w:val="17"/>
               </w:rPr>
-              <w:t>Assurance continuity model</w:t>
+              <w:t>Confidence continuity model</w:t>
             </w:r>
           </w:p>
         </w:tc>
@@ -16119,7 +16119,7 @@
                 <w:color w:val="1F2937"/>
                 <w:sz w:val="17"/>
               </w:rPr>
-              <w:t>Operational changes trigger artifact, training, evidence, and assurance review.</w:t>
+              <w:t>Operational changes trigger artifact, training, evidence, and confidence review.</w:t>
             </w:r>
           </w:p>
         </w:tc>
@@ -17246,7 +17246,7 @@
                 <w:color w:val="1F2937"/>
                 <w:sz w:val="17"/>
               </w:rPr>
-              <w:t>Bounded assurance</w:t>
+              <w:t>Bounded confidence</w:t>
             </w:r>
           </w:p>
         </w:tc>
@@ -17515,7 +17515,7 @@
           <w:color w:val="1F2937"/>
           <w:sz w:val="21"/>
         </w:rPr>
-        <w:t>Section 3.8 closes the Section III implementation doctrine by defining how governance becomes durable institutional operation. Safeguards, monitoring, maintenance, verification, training, incident response, integration, and recovery all depend on artifacts that remain meaningful. If documents become stale, templates become obsolete, records lose evidence linkage, AI-generated language becomes detached from source reality, or implementation status becomes unclear, the governance system can appear complete while becoming operationally fragile.</w:t>
+        <w:t>Section 3.8 closes the Section III implementation doctrine by defining how governance becomes durable institutional operation. Safeguards, monitoring, maintenance, evidence review, training, incident response, integration, and recovery all depend on artifacts that remain meaningful. If documents become stale, templates become obsolete, records lose evidence linkage, AI-generated language becomes detached from source reality, or implementation status becomes unclear, the governance system can appear complete while becoming operationally fragile.</w:t>
       </w:r>
     </w:p>
     <w:p>
@@ -17529,7 +17529,7 @@
           <w:color w:val="1F2937"/>
           <w:sz w:val="21"/>
         </w:rPr>
-        <w:t>The synthesis of Section III is that governance implementation must remain explainable, evidenced, owned, reviewable, and adaptable. Safeguards require records. Monitoring requires signals. Maintenance requires revision discipline. Verification requires proof. Training requires current materials. Incidents require reconstruction. Integration requires coherent artifacts. Operationalization ensures these outputs do not dissolve into isolated documents, unmanaged files, or historical language that no longer governs current reality.</w:t>
+        <w:t>The synthesis of Section III is that governance implementation must remain explainable, evidenced, owned, reviewable, and adaptable. Safeguards require records. Monitoring requires signals. Maintenance requires revision discipline. Evidence review requires proof. Training requires current materials. Incidents require reconstruction. Integration requires coherent artifacts. Operationalization ensures these outputs do not dissolve into isolated documents, unmanaged files, or historical language that no longer governs current reality.</w:t>
       </w:r>
     </w:p>
     <w:p>
@@ -17543,7 +17543,7 @@
           <w:color w:val="1F2937"/>
           <w:sz w:val="21"/>
         </w:rPr>
-        <w:t>This section also prepares the reader for practical appendices, forms, templates, attestations, implementation records, and optional modules. Those materials should be treated as governance instruments when they influence decisions, evidence, assurance, or trust. Their value depends on stewardship, not mere availability. Their legitimacy depends on alignment with operations, not formatting. Their durability depends on continuity, not static preservation.</w:t>
+        <w:t>This section also prepares the reader for practical appendices, forms, templates, attestations, implementation records, and optional modules. Those materials should be treated as governance instruments when they influence decisions, evidence, confidence, or trust. Their value depends on stewardship, not mere availability. Their legitimacy depends on alignment with operations, not formatting. Their durability depends on continuity, not static preservation.</w:t>
       </w:r>
     </w:p>
     <w:p>
@@ -17572,7 +17572,7 @@
           <w:color w:val="1F2937"/>
           <w:sz w:val="21"/>
         </w:rPr>
-        <w:t>Governance operationalization under this framework shall be treated as an institutional continuity function. Governance doctrine, binder sections, implementation records, templates, attestations, evidence indexes, training materials, incident records, AI-assisted documentation, and optional modules shall remain connected to current workflows, evidence, decision authority, dependency conditions, and assurance boundaries where they are used to guide operation or create reliance.</w:t>
+        <w:t>Governance operationalization under this framework shall be treated as an institutional continuity function. Governance doctrine, binder sections, implementation records, templates, attestations, evidence indexes, training materials, incident records, AI-assisted documentation, and optional modules shall remain connected to current workflows, evidence, decision authority, dependency conditions, and confidence boundaries where they are used to guide operation or create reliance.</w:t>
       </w:r>
     </w:p>
     <w:p>
@@ -17628,7 +17628,7 @@
           <w:color w:val="1F2937"/>
           <w:sz w:val="21"/>
         </w:rPr>
-        <w:t>The operating standard for this section is durable governance continuity. Governance remains operationalized when the institution can use its artifacts during ordinary operation, change, incident response, turnover, recovery, verification, and assurance without losing accountability, evidence sufficiency, version clarity, or operational meaning. Section III therefore concludes by treating document stewardship not as paperwork management, but as the administrative expression of institutional governance legitimacy.</w:t>
+        <w:t>The operating standard for this section is durable governance continuity. Governance remains operationalized when the institution can use its artifacts during ordinary operation, change, incident response, turnover, recovery, evidence review, and confidence without losing accountability, evidence sufficiency, version clarity, or operational meaning. Section III therefore concludes by treating document stewardship not as paperwork management, but as the administrative expression of institutional governance legitimacy.</w:t>
       </w:r>
     </w:p>
     <w:sectPr>
